--- a/valencia/UD03/UD03 - Activitat avaluable 01 (Semipresencial).docx
+++ b/valencia/UD03/UD03 - Activitat avaluable 01 (Semipresencial).docx
@@ -80,12 +80,12 @@
             <wp:extent cx="6120000" cy="723900"/>
             <wp:effectExtent b="0" l="0" r="0" t="0"/>
             <wp:wrapSquare wrapText="bothSides" distB="114300" distT="114300" distL="114300" distR="114300"/>
-            <wp:docPr id="2" name="image2.png"/>
+            <wp:docPr id="2" name="image3.png"/>
             <a:graphic>
               <a:graphicData uri="http://schemas.openxmlformats.org/drawingml/2006/picture">
                 <pic:pic>
                   <pic:nvPicPr>
-                    <pic:cNvPr id="0" name="image2.png"/>
+                    <pic:cNvPr id="0" name="image3.png"/>
                     <pic:cNvPicPr preferRelativeResize="0"/>
                   </pic:nvPicPr>
                   <pic:blipFill>
@@ -335,7 +335,7 @@
           <w:szCs w:val="32"/>
           <w:rtl w:val="0"/>
         </w:rPr>
-        <w:t xml:space="preserve">Actualitzat Setembre 2024</w:t>
+        <w:t xml:space="preserve">Actualitzat Setembre 2025</w:t>
       </w:r>
     </w:p>
     <w:p>
@@ -419,12 +419,12 @@
             <wp:extent cx="922564" cy="322898"/>
             <wp:effectExtent b="0" l="0" r="0" t="0"/>
             <wp:wrapSquare wrapText="bothSides" distB="57150" distT="57150" distL="57150" distR="57150"/>
-            <wp:docPr id="1" name="image3.png"/>
+            <wp:docPr id="1" name="image2.png"/>
             <a:graphic>
               <a:graphicData uri="http://schemas.openxmlformats.org/drawingml/2006/picture">
                 <pic:pic>
                   <pic:nvPicPr>
-                    <pic:cNvPr id="0" name="image3.png"/>
+                    <pic:cNvPr id="0" name="image2.png"/>
                     <pic:cNvPicPr preferRelativeResize="0"/>
                   </pic:nvPicPr>
                   <pic:blipFill>
@@ -682,6 +682,7 @@
     </w:p>
     <w:sdt>
       <w:sdtPr>
+        <w:id w:val="-1000337193"/>
         <w:docPartObj>
           <w:docPartGallery w:val="Table of Contents"/>
           <w:docPartUnique w:val="1"/>
@@ -1172,7 +1173,7 @@
         <w:pageBreakBefore w:val="0"/>
         <w:numPr>
           <w:ilvl w:val="0"/>
-          <w:numId w:val="3"/>
+          <w:numId w:val="2"/>
         </w:numPr>
         <w:ind w:left="432"/>
       </w:pPr>
@@ -1205,7 +1206,7 @@
           <w:u w:val="single"/>
           <w:rtl w:val="0"/>
         </w:rPr>
-        <w:t xml:space="preserve">Dilluns 21 d’octubre a les 23:55.</w:t>
+        <w:t xml:space="preserve">Dilluns 20 d’octubre a les 23:55.</w:t>
       </w:r>
     </w:p>
     <w:p>
@@ -1275,7 +1276,7 @@
         <w:pageBreakBefore w:val="0"/>
         <w:numPr>
           <w:ilvl w:val="0"/>
-          <w:numId w:val="3"/>
+          <w:numId w:val="2"/>
         </w:numPr>
         <w:ind w:left="432"/>
       </w:pPr>
@@ -1292,7 +1293,7 @@
       <w:pPr>
         <w:numPr>
           <w:ilvl w:val="0"/>
-          <w:numId w:val="2"/>
+          <w:numId w:val="1"/>
         </w:numPr>
         <w:spacing w:after="0" w:afterAutospacing="0"/>
         <w:ind w:left="720" w:hanging="360"/>
@@ -1311,7 +1312,7 @@
       <w:pPr>
         <w:numPr>
           <w:ilvl w:val="1"/>
-          <w:numId w:val="2"/>
+          <w:numId w:val="1"/>
         </w:numPr>
         <w:spacing w:after="0" w:afterAutospacing="0" w:before="0" w:beforeAutospacing="0"/>
         <w:ind w:left="1440" w:hanging="360"/>
@@ -1330,7 +1331,7 @@
       <w:pPr>
         <w:numPr>
           <w:ilvl w:val="1"/>
-          <w:numId w:val="2"/>
+          <w:numId w:val="1"/>
         </w:numPr>
         <w:spacing w:after="0" w:afterAutospacing="0" w:before="0" w:beforeAutospacing="0"/>
         <w:ind w:left="1440" w:hanging="360"/>
@@ -1349,7 +1350,7 @@
       <w:pPr>
         <w:numPr>
           <w:ilvl w:val="1"/>
-          <w:numId w:val="2"/>
+          <w:numId w:val="1"/>
         </w:numPr>
         <w:spacing w:after="0" w:afterAutospacing="0" w:before="0" w:beforeAutospacing="0"/>
         <w:ind w:left="1440" w:hanging="360"/>
@@ -1368,7 +1369,7 @@
       <w:pPr>
         <w:numPr>
           <w:ilvl w:val="1"/>
-          <w:numId w:val="2"/>
+          <w:numId w:val="1"/>
         </w:numPr>
         <w:spacing w:after="0" w:afterAutospacing="0" w:before="0" w:beforeAutospacing="0"/>
         <w:ind w:left="1440" w:hanging="360"/>
@@ -1387,7 +1388,7 @@
       <w:pPr>
         <w:numPr>
           <w:ilvl w:val="0"/>
-          <w:numId w:val="2"/>
+          <w:numId w:val="1"/>
         </w:numPr>
         <w:spacing w:after="0" w:afterAutospacing="0" w:before="0" w:beforeAutospacing="0"/>
         <w:ind w:left="720" w:hanging="360"/>
@@ -1406,7 +1407,7 @@
       <w:pPr>
         <w:numPr>
           <w:ilvl w:val="0"/>
-          <w:numId w:val="2"/>
+          <w:numId w:val="1"/>
         </w:numPr>
         <w:spacing w:after="0" w:afterAutospacing="0" w:before="0" w:beforeAutospacing="0"/>
         <w:ind w:left="720" w:hanging="360"/>
@@ -1425,7 +1426,7 @@
       <w:pPr>
         <w:numPr>
           <w:ilvl w:val="1"/>
-          <w:numId w:val="2"/>
+          <w:numId w:val="1"/>
         </w:numPr>
         <w:spacing w:after="0" w:afterAutospacing="0" w:before="0" w:beforeAutospacing="0"/>
         <w:ind w:left="1440" w:hanging="360"/>
@@ -1451,7 +1452,7 @@
       <w:pPr>
         <w:numPr>
           <w:ilvl w:val="0"/>
-          <w:numId w:val="2"/>
+          <w:numId w:val="1"/>
         </w:numPr>
         <w:spacing w:before="0" w:beforeAutospacing="0"/>
         <w:ind w:left="720" w:hanging="360"/>
@@ -1529,89 +1530,79 @@
     </w:p>
     <w:p>
       <w:pPr>
+        <w:pStyle w:val="Heading1"/>
+        <w:pageBreakBefore w:val="0"/>
+        <w:numPr>
+          <w:ilvl w:val="0"/>
+          <w:numId w:val="2"/>
+        </w:numPr>
+        <w:ind w:left="432"/>
+      </w:pPr>
+      <w:bookmarkStart w:colFirst="0" w:colLast="0" w:name="_mddm13ai61n6" w:id="3"/>
+      <w:bookmarkEnd w:id="3"/>
+      <w:r>
+        <w:rPr>
+          <w:rtl w:val="0"/>
+        </w:rPr>
+        <w:t xml:space="preserve">Activitat 01</w:t>
+      </w:r>
+      <w:r>
+        <w:rPr>
+          <w:rtl w:val="0"/>
+        </w:rPr>
+      </w:r>
+    </w:p>
+    <w:p>
+      <w:pPr>
+        <w:pageBreakBefore w:val="0"/>
         <w:rPr/>
       </w:pPr>
       <w:r>
         <w:rPr>
           <w:rtl w:val="0"/>
         </w:rPr>
-      </w:r>
-    </w:p>
-    <w:p>
-      <w:pPr>
-        <w:pStyle w:val="Heading1"/>
+        <w:t xml:space="preserve">Fes un document on demostres que has realitzat amb èxit la instal·lació d’Odoo de les següents maneres:</w:t>
+      </w:r>
+    </w:p>
+    <w:p>
+      <w:pPr>
         <w:pageBreakBefore w:val="0"/>
         <w:numPr>
           <w:ilvl w:val="0"/>
           <w:numId w:val="3"/>
         </w:numPr>
-        <w:ind w:left="432"/>
-      </w:pPr>
-      <w:bookmarkStart w:colFirst="0" w:colLast="0" w:name="_mddm13ai61n6" w:id="3"/>
-      <w:bookmarkEnd w:id="3"/>
-      <w:r>
-        <w:rPr>
-          <w:rtl w:val="0"/>
-        </w:rPr>
-        <w:t xml:space="preserve">Activitat 01</w:t>
-      </w:r>
-      <w:r>
-        <w:rPr>
-          <w:rtl w:val="0"/>
-        </w:rPr>
-      </w:r>
-    </w:p>
-    <w:p>
-      <w:pPr>
-        <w:pageBreakBefore w:val="0"/>
-        <w:rPr/>
-      </w:pPr>
-      <w:r>
-        <w:rPr>
-          <w:rtl w:val="0"/>
-        </w:rPr>
-        <w:t xml:space="preserve">Fes un document on demostres que has realitzat amb èxit la instal·lació d’Odoo de les següents maneres:</w:t>
-      </w:r>
-    </w:p>
-    <w:p>
-      <w:pPr>
-        <w:pageBreakBefore w:val="0"/>
+        <w:spacing w:after="0" w:afterAutospacing="0"/>
+        <w:ind w:left="720" w:hanging="360"/>
+        <w:rPr>
+          <w:u w:val="none"/>
+        </w:rPr>
+      </w:pPr>
+      <w:r>
+        <w:rPr>
+          <w:rtl w:val="0"/>
+        </w:rPr>
+        <w:t xml:space="preserve">Posada en marxa utilitzant la imatge de Docker Hub d’Odoo i utilitzant comandaments Docker. </w:t>
+      </w:r>
+      <w:r>
+        <w:rPr>
+          <w:b w:val="1"/>
+          <w:u w:val="single"/>
+          <w:rtl w:val="0"/>
+        </w:rPr>
+        <w:t xml:space="preserve">En aquest context volem tant la versió per a producció com per a desenvolupament</w:t>
+      </w:r>
+      <w:r>
+        <w:rPr>
+          <w:rtl w:val="0"/>
+        </w:rPr>
+        <w:t xml:space="preserve">.</w:t>
+      </w:r>
+    </w:p>
+    <w:p>
+      <w:pPr>
         <w:numPr>
           <w:ilvl w:val="0"/>
-          <w:numId w:val="1"/>
-        </w:numPr>
-        <w:spacing w:after="0" w:afterAutospacing="0"/>
-        <w:ind w:left="720" w:hanging="360"/>
-        <w:rPr>
-          <w:u w:val="none"/>
-        </w:rPr>
-      </w:pPr>
-      <w:r>
-        <w:rPr>
-          <w:rtl w:val="0"/>
-        </w:rPr>
-        <w:t xml:space="preserve">Posada en marxa utilitzant la imatge de Docker Hub d’Odoo i utilitzant comandaments Docker. </w:t>
-      </w:r>
-      <w:r>
-        <w:rPr>
-          <w:b w:val="1"/>
-          <w:u w:val="single"/>
-          <w:rtl w:val="0"/>
-        </w:rPr>
-        <w:t xml:space="preserve">En aquest context volem tant la versió per a producció com per a desenvolupament</w:t>
-      </w:r>
-      <w:r>
-        <w:rPr>
-          <w:rtl w:val="0"/>
-        </w:rPr>
-        <w:t xml:space="preserve">.</w:t>
-      </w:r>
-    </w:p>
-    <w:p>
-      <w:pPr>
-        <w:numPr>
-          <w:ilvl w:val="0"/>
-          <w:numId w:val="1"/>
+          <w:numId w:val="3"/>
         </w:numPr>
         <w:spacing w:before="0" w:beforeAutospacing="0"/>
         <w:ind w:left="720" w:hanging="360"/>
@@ -1972,116 +1963,6 @@
   <w:abstractNum w:abstractNumId="2">
     <w:lvl w:ilvl="0">
       <w:start w:val="1"/>
-      <w:numFmt w:val="bullet"/>
-      <w:lvlText w:val="●"/>
-      <w:lvlJc w:val="left"/>
-      <w:pPr>
-        <w:ind w:left="720" w:hanging="360"/>
-      </w:pPr>
-      <w:rPr>
-        <w:u w:val="none"/>
-      </w:rPr>
-    </w:lvl>
-    <w:lvl w:ilvl="1">
-      <w:start w:val="1"/>
-      <w:numFmt w:val="bullet"/>
-      <w:lvlText w:val="○"/>
-      <w:lvlJc w:val="left"/>
-      <w:pPr>
-        <w:ind w:left="1440" w:hanging="360"/>
-      </w:pPr>
-      <w:rPr>
-        <w:u w:val="none"/>
-      </w:rPr>
-    </w:lvl>
-    <w:lvl w:ilvl="2">
-      <w:start w:val="1"/>
-      <w:numFmt w:val="bullet"/>
-      <w:lvlText w:val="■"/>
-      <w:lvlJc w:val="left"/>
-      <w:pPr>
-        <w:ind w:left="2160" w:hanging="360"/>
-      </w:pPr>
-      <w:rPr>
-        <w:u w:val="none"/>
-      </w:rPr>
-    </w:lvl>
-    <w:lvl w:ilvl="3">
-      <w:start w:val="1"/>
-      <w:numFmt w:val="bullet"/>
-      <w:lvlText w:val="●"/>
-      <w:lvlJc w:val="left"/>
-      <w:pPr>
-        <w:ind w:left="2880" w:hanging="360"/>
-      </w:pPr>
-      <w:rPr>
-        <w:u w:val="none"/>
-      </w:rPr>
-    </w:lvl>
-    <w:lvl w:ilvl="4">
-      <w:start w:val="1"/>
-      <w:numFmt w:val="bullet"/>
-      <w:lvlText w:val="○"/>
-      <w:lvlJc w:val="left"/>
-      <w:pPr>
-        <w:ind w:left="3600" w:hanging="360"/>
-      </w:pPr>
-      <w:rPr>
-        <w:u w:val="none"/>
-      </w:rPr>
-    </w:lvl>
-    <w:lvl w:ilvl="5">
-      <w:start w:val="1"/>
-      <w:numFmt w:val="bullet"/>
-      <w:lvlText w:val="■"/>
-      <w:lvlJc w:val="left"/>
-      <w:pPr>
-        <w:ind w:left="4320" w:hanging="360"/>
-      </w:pPr>
-      <w:rPr>
-        <w:u w:val="none"/>
-      </w:rPr>
-    </w:lvl>
-    <w:lvl w:ilvl="6">
-      <w:start w:val="1"/>
-      <w:numFmt w:val="bullet"/>
-      <w:lvlText w:val="●"/>
-      <w:lvlJc w:val="left"/>
-      <w:pPr>
-        <w:ind w:left="5040" w:hanging="360"/>
-      </w:pPr>
-      <w:rPr>
-        <w:u w:val="none"/>
-      </w:rPr>
-    </w:lvl>
-    <w:lvl w:ilvl="7">
-      <w:start w:val="1"/>
-      <w:numFmt w:val="bullet"/>
-      <w:lvlText w:val="○"/>
-      <w:lvlJc w:val="left"/>
-      <w:pPr>
-        <w:ind w:left="5760" w:hanging="360"/>
-      </w:pPr>
-      <w:rPr>
-        <w:u w:val="none"/>
-      </w:rPr>
-    </w:lvl>
-    <w:lvl w:ilvl="8">
-      <w:start w:val="1"/>
-      <w:numFmt w:val="bullet"/>
-      <w:lvlText w:val="■"/>
-      <w:lvlJc w:val="left"/>
-      <w:pPr>
-        <w:ind w:left="6480" w:hanging="360"/>
-      </w:pPr>
-      <w:rPr>
-        <w:u w:val="none"/>
-      </w:rPr>
-    </w:lvl>
-  </w:abstractNum>
-  <w:abstractNum w:abstractNumId="3">
-    <w:lvl w:ilvl="0">
-      <w:start w:val="1"/>
       <w:numFmt w:val="decimal"/>
       <w:lvlText w:val="%1."/>
       <w:lvlJc w:val="left"/>
@@ -2169,6 +2050,116 @@
         <w:ind w:left="1584" w:hanging="1584"/>
       </w:pPr>
       <w:rPr/>
+    </w:lvl>
+  </w:abstractNum>
+  <w:abstractNum w:abstractNumId="3">
+    <w:lvl w:ilvl="0">
+      <w:start w:val="1"/>
+      <w:numFmt w:val="bullet"/>
+      <w:lvlText w:val="●"/>
+      <w:lvlJc w:val="left"/>
+      <w:pPr>
+        <w:ind w:left="720" w:hanging="360"/>
+      </w:pPr>
+      <w:rPr>
+        <w:u w:val="none"/>
+      </w:rPr>
+    </w:lvl>
+    <w:lvl w:ilvl="1">
+      <w:start w:val="1"/>
+      <w:numFmt w:val="bullet"/>
+      <w:lvlText w:val="○"/>
+      <w:lvlJc w:val="left"/>
+      <w:pPr>
+        <w:ind w:left="1440" w:hanging="360"/>
+      </w:pPr>
+      <w:rPr>
+        <w:u w:val="none"/>
+      </w:rPr>
+    </w:lvl>
+    <w:lvl w:ilvl="2">
+      <w:start w:val="1"/>
+      <w:numFmt w:val="bullet"/>
+      <w:lvlText w:val="■"/>
+      <w:lvlJc w:val="left"/>
+      <w:pPr>
+        <w:ind w:left="2160" w:hanging="360"/>
+      </w:pPr>
+      <w:rPr>
+        <w:u w:val="none"/>
+      </w:rPr>
+    </w:lvl>
+    <w:lvl w:ilvl="3">
+      <w:start w:val="1"/>
+      <w:numFmt w:val="bullet"/>
+      <w:lvlText w:val="●"/>
+      <w:lvlJc w:val="left"/>
+      <w:pPr>
+        <w:ind w:left="2880" w:hanging="360"/>
+      </w:pPr>
+      <w:rPr>
+        <w:u w:val="none"/>
+      </w:rPr>
+    </w:lvl>
+    <w:lvl w:ilvl="4">
+      <w:start w:val="1"/>
+      <w:numFmt w:val="bullet"/>
+      <w:lvlText w:val="○"/>
+      <w:lvlJc w:val="left"/>
+      <w:pPr>
+        <w:ind w:left="3600" w:hanging="360"/>
+      </w:pPr>
+      <w:rPr>
+        <w:u w:val="none"/>
+      </w:rPr>
+    </w:lvl>
+    <w:lvl w:ilvl="5">
+      <w:start w:val="1"/>
+      <w:numFmt w:val="bullet"/>
+      <w:lvlText w:val="■"/>
+      <w:lvlJc w:val="left"/>
+      <w:pPr>
+        <w:ind w:left="4320" w:hanging="360"/>
+      </w:pPr>
+      <w:rPr>
+        <w:u w:val="none"/>
+      </w:rPr>
+    </w:lvl>
+    <w:lvl w:ilvl="6">
+      <w:start w:val="1"/>
+      <w:numFmt w:val="bullet"/>
+      <w:lvlText w:val="●"/>
+      <w:lvlJc w:val="left"/>
+      <w:pPr>
+        <w:ind w:left="5040" w:hanging="360"/>
+      </w:pPr>
+      <w:rPr>
+        <w:u w:val="none"/>
+      </w:rPr>
+    </w:lvl>
+    <w:lvl w:ilvl="7">
+      <w:start w:val="1"/>
+      <w:numFmt w:val="bullet"/>
+      <w:lvlText w:val="○"/>
+      <w:lvlJc w:val="left"/>
+      <w:pPr>
+        <w:ind w:left="5760" w:hanging="360"/>
+      </w:pPr>
+      <w:rPr>
+        <w:u w:val="none"/>
+      </w:rPr>
+    </w:lvl>
+    <w:lvl w:ilvl="8">
+      <w:start w:val="1"/>
+      <w:numFmt w:val="bullet"/>
+      <w:lvlText w:val="■"/>
+      <w:lvlJc w:val="left"/>
+      <w:pPr>
+        <w:ind w:left="6480" w:hanging="360"/>
+      </w:pPr>
+      <w:rPr>
+        <w:u w:val="none"/>
+      </w:rPr>
     </w:lvl>
   </w:abstractNum>
   <w:num w:numId="1">
@@ -2202,11 +2193,19 @@
       </w:pPr>
     </w:pPrDefault>
   </w:docDefaults>
+  <w:style w:type="table" w:styleId="TableNormal" w:default="1">
+    <w:name w:val="TableNormal"/>
+    <w:tblPr>
+      <w:tblCellMar>
+        <w:top w:w="100.0" w:type="dxa"/>
+        <w:left w:w="100.0" w:type="dxa"/>
+        <w:bottom w:w="100.0" w:type="dxa"/>
+        <w:right w:w="100.0" w:type="dxa"/>
+      </w:tblCellMar>
+    </w:tblPr>
+  </w:style>
   <w:style w:type="paragraph" w:styleId="Normal" w:default="1">
     <w:name w:val="normal"/>
-  </w:style>
-  <w:style w:type="table" w:styleId="TableNormal" w:default="1">
-    <w:name w:val="Table Normal"/>
   </w:style>
   <w:style w:type="paragraph" w:styleId="Heading1">
     <w:name w:val="heading 1"/>

--- a/valencia/UD03/UD03 - Activitat avaluable 01 (Semipresencial).docx
+++ b/valencia/UD03/UD03 - Activitat avaluable 01 (Semipresencial).docx
@@ -419,12 +419,12 @@
             <wp:extent cx="922564" cy="322898"/>
             <wp:effectExtent b="0" l="0" r="0" t="0"/>
             <wp:wrapSquare wrapText="bothSides" distB="57150" distT="57150" distL="57150" distR="57150"/>
-            <wp:docPr id="1" name="image2.png"/>
+            <wp:docPr id="1" name="image1.png"/>
             <a:graphic>
               <a:graphicData uri="http://schemas.openxmlformats.org/drawingml/2006/picture">
                 <pic:pic>
                   <pic:nvPicPr>
-                    <pic:cNvPr id="0" name="image2.png"/>
+                    <pic:cNvPr id="0" name="image1.png"/>
                     <pic:cNvPicPr preferRelativeResize="0"/>
                   </pic:nvPicPr>
                   <pic:blipFill>
@@ -682,7 +682,7 @@
     </w:p>
     <w:sdt>
       <w:sdtPr>
-        <w:id w:val="-1000337193"/>
+        <w:id w:val="-34507600"/>
         <w:docPartObj>
           <w:docPartGallery w:val="Table of Contents"/>
           <w:docPartUnique w:val="1"/>
